--- a/rapports/16_02_2026/JP_ADAMA/coh_EQ39_sup_143201010001.docx
+++ b/rapports/16_02_2026/JP_ADAMA/coh_EQ39_sup_143201010001.docx
@@ -25,7 +25,7 @@
         <w:br/>
         <w:t>Grappe: 143201010001</w:t>
         <w:br/>
-        <w:t>Date: 16/02/2026 a 12:41</w:t>
+        <w:t>Date: 16/02/2026 a 12:58</w:t>
       </w:r>
     </w:p>
     <w:p/>

--- a/rapports/16_02_2026/JP_ADAMA/coh_EQ39_sup_143201010001.docx
+++ b/rapports/16_02_2026/JP_ADAMA/coh_EQ39_sup_143201010001.docx
@@ -25,7 +25,7 @@
         <w:br/>
         <w:t>Grappe: 143201010001</w:t>
         <w:br/>
-        <w:t>Date: 16/02/2026 a 12:58</w:t>
+        <w:t>Date: 16/02/2026 a 13:06</w:t>
       </w:r>
     </w:p>
     <w:p/>
@@ -936,7 +936,7 @@
         <w:rPr>
           <w:sz w:val="20"/>
         </w:rPr>
-        <w:t>- La dernière fois que vous avez acheté Feuilles de  Haricot est au prés des menages et semble exister dans les modalités, prière de prendre attache avec le QG pour plus d'explication afin de la classer bien. Difficile de consommer le Sel en Boite (Autre que la boite/pot de tomate) Petit prière de verifier. Incohérence!! Dans ce ménage, chaque individus consomme par jour 103.3564 Kg  de cereale; Prière de revoir les quantités prises de ces produits.</w:t>
+        <w:t>- La dernière fois que vous avez acheté Feuilles de  Haricot est au prés des menages et semble exister dans les modalités, prière de prendre attache avec le QG pour plus d'explication afin de la classer bien. Difficile de consommer le Sel en Boite (Autre que la boite/pot de tomate) Petit prière de verifier. Incohérence!! Dans ce ménage, chaque individus consomme par jour 194.0972 Kg  de cereale; Prière de revoir les quantités prises de ces produits.</w:t>
       </w:r>
     </w:p>
     <w:p>
@@ -1084,6 +1084,27 @@
           <w:sz w:val="20"/>
         </w:rPr>
         <w:t>- La surface qui reste à récolter depasse les 50% et vous dite à la question 16C.13 que La surface récoltée était plus petite que la surface plantée sur cette parcelle, prière de regarder cette incoherence ou confirmer merci. La surface récoltée est plus petite que la surface plantée sur cette parcelle (16C.13=OUI) et le pourcentage de la parcelle qui a été perdue est de 0%, cela étant impossible prière de corriger merci.</w:t>
+      </w:r>
+    </w:p>
+    <w:p>
+      <w:r>
+        <w:rPr>
+          <w:b/>
+          <w:color w:val="4672C4"/>
+          <w:sz w:val="22"/>
+        </w:rPr>
+        <w:t>&gt;&gt; Section19 - Equipements agricoles</w:t>
+      </w:r>
+    </w:p>
+    <w:p>
+      <w:pPr>
+        <w:ind w:left="283"/>
+      </w:pPr>
+      <w:r>
+        <w:rPr>
+          <w:sz w:val="20"/>
+        </w:rPr>
+        <w:t>- Attention ! Faucheuse a été revendu à 2000 Fcfa qui est relativement élevé par rapport aux autres prix de revente observés dans cette zone. Prière de corriger ou de confirmer avec le QG.</w:t>
       </w:r>
     </w:p>
     <w:p>
@@ -1440,6 +1461,8 @@
         <w:rPr>
           <w:sz w:val="20"/>
         </w:rPr>
+        <w:t xml:space="preserve">- Attention ! Le montant (4000 Fcfa) dépensé ou reçu en cadeau pour les cartes prépayées, les transferts de crédit et les abonnements de  jeanbatise biaye est relativement élevé par rapport aux autres montants depansés observés dans cette zone. Prière de corriger ou de confirmer avec le QG. </w:t>
+        <w:br/>
         <w:t>- Attention ! Le montant (5000 Fcfa) dépensé ou reçu en cadeau pour les cartes prépayées, les transferts de crédit et les abonnements de  elisabeth gomis est relativement élevé par rapport aux autres montants depansés observés dans cette zone. Prière de corriger ou de confirmer avec le QG.</w:t>
       </w:r>
     </w:p>
@@ -1461,7 +1484,7 @@
         <w:rPr>
           <w:sz w:val="20"/>
         </w:rPr>
-        <w:t>- Peu probable! jeanbatise biaye 2  n'arrive pas  à comprendre un petit texte lu dans une langue locale (s02q03). Veuillez corriger ou donner des explications au QG. Attention ! Le frais de scolarité (2500 Fcfa) de jeanbatise biaye 2 en 2ème année de Primaire est relativement élevé par rapport aux autres frais de scolarités observés dans cette zone. Prière de corriger ou de confirmer avec le QG.</w:t>
+        <w:t>- Peu probable! jeanbatise biaye 2  n'arrive pas  à comprendre un petit texte lu dans une langue locale (s02q03). Veuillez corriger ou donner des explications au QG.</w:t>
       </w:r>
     </w:p>
     <w:p>
@@ -1547,7 +1570,7 @@
         <w:rPr>
           <w:sz w:val="20"/>
         </w:rPr>
-        <w:t>- Attention ! Le prix unitaire d'achat (100 Fcfa) de Piment frais en Pièce (Petit) est relativement élevé par rapport aux autres prix observés dans cette zone. Prière de corriger ou de confirmer avec le QG. Attention ! Le prix unitaire d'achat (200 Fcfa) de Ail en Gousse (Moyen) est relativement élevé par rapport aux autres prix observés dans cette zone. Prière de corriger ou de confirmer avec le QG. Attention ! Le prix unitaire d'achat (2000 Fcfa) de Mâchoiron Frais en Tas (Moyen) est relativement élevé par rapport aux autres prix observés dans cette zone. Prière de corriger ou de confirmer avec le QG. Attention ! Le prix unitaire d'achat (750 Fcfa) de Lait en poudre en Sachets (Moyen) est relativement élevé par rapport aux autres prix observés dans cette zone. Prière de corriger ou de confirmer avec le QG. Avertissement!!! Le ménage a consommé 7 Paquet Petit de Thé en sachet, cette quantité semble anormale pour une consommation des 7 derniers jours.Prière de corriger ou de confirmer avec le QG. Avertissement!! le prix unitaire (100 Fcfa) de Thé en sachet (unité: Paquet) de taille Petit est très faible ou élevé. Prière de corriger ou de confirmer avec le QG. Incohérence!! Dans ce ménage, chaque individus consomme par jour 90.81 Kg  de cereale; Prière de revoir les quantités prises de ces produits.</w:t>
+        <w:t>- Attention ! Le prix unitaire d'achat (100 Fcfa) de Piment frais en Pièce (Petit) est relativement élevé par rapport aux autres prix observés dans cette zone. Prière de corriger ou de confirmer avec le QG. Attention ! Le prix unitaire d'achat (200 Fcfa) de Ail en Gousse (Moyen) est relativement élevé par rapport aux autres prix observés dans cette zone. Prière de corriger ou de confirmer avec le QG. Attention ! Le prix unitaire d'achat (2000 Fcfa) de Mâchoiron Frais en Tas (Moyen) est relativement élevé par rapport aux autres prix observés dans cette zone. Prière de corriger ou de confirmer avec le QG. Attention ! Le prix unitaire d'achat (750 Fcfa) de Lait en poudre en Sachets (Moyen) est relativement élevé par rapport aux autres prix observés dans cette zone. Prière de corriger ou de confirmer avec le QG. Avertissement!!! Le ménage a consommé 7 Paquet Petit de Thé en sachet, cette quantité semble anormale pour une consommation des 7 derniers jours.Prière de corriger ou de confirmer avec le QG. Avertissement!! le prix unitaire (100 Fcfa) de Thé en sachet (unité: Paquet) de taille Petit est très faible ou élevé. Prière de corriger ou de confirmer avec le QG. Incohérence!! Dans ce ménage, chaque individus consomme par jour 146.5838 Kg  de cereale; Prière de revoir les quantités prises de ces produits.</w:t>
       </w:r>
     </w:p>
     <w:p>
@@ -1622,6 +1645,27 @@
           <w:color w:val="4672C4"/>
           <w:sz w:val="22"/>
         </w:rPr>
+        <w:t>&gt;&gt; Section12 - Actifs du menage</w:t>
+      </w:r>
+    </w:p>
+    <w:p>
+      <w:pPr>
+        <w:ind w:left="283"/>
+      </w:pPr>
+      <w:r>
+        <w:rPr>
+          <w:sz w:val="20"/>
+        </w:rPr>
+        <w:t>- Attention ! Armoires et autres meubles a été achété à 150000 Fcfa est relativement élevé par rapport aux autres prix d'achat observés dans cette zone. Prière de corriger ou de confirmer avec le QG.</w:t>
+      </w:r>
+    </w:p>
+    <w:p>
+      <w:r>
+        <w:rPr>
+          <w:b/>
+          <w:color w:val="4672C4"/>
+          <w:sz w:val="22"/>
+        </w:rPr>
         <w:t>&gt;&gt; Section13b - Transferta emis</w:t>
       </w:r>
     </w:p>
@@ -1738,6 +1782,10 @@
         <w:rPr>
           <w:sz w:val="20"/>
         </w:rPr>
+        <w:t xml:space="preserve">- Attention ! Faucheuse a été revendu à 2000 Fcfa qui est relativement élevé par rapport aux autres prix de revente observés dans cette zone. Prière de corriger ou de confirmer avec le QG. </w:t>
+        <w:br/>
+        <w:t xml:space="preserve">- Attention ! Herse a été revendu à 3500 Fcfa qui est relativement élevé par rapport aux autres prix de revente observés dans cette zone. Prière de corriger ou de confirmer avec le QG. </w:t>
+        <w:br/>
         <w:t xml:space="preserve">- Attention ! Houe/daba/hilaire a été revendu à 5000 Fcfa qui est relativement élevé par rapport aux autres prix de revente observés dans cette zone. Prière de corriger ou de confirmer avec le QG. </w:t>
         <w:br/>
         <w:t>- Attention ! Machette a été revendu à 5000 Fcfa qui est relativement élevé par rapport aux autres prix de revente observés dans cette zone. Prière de corriger ou de confirmer avec le QG.</w:t>
@@ -2210,7 +2258,7 @@
         <w:rPr>
           <w:sz w:val="20"/>
         </w:rPr>
-        <w:t>- La dernière fois que vous avez acheté Aubergine sauvage  est au prés des ménages et semble exister dans les modalités, prière de prendre attache avec le QG pour plus d'explication afin de la classer bien.  La dernière fois que vous avez acheté Feuilles de  Haricot est au prés des ménages et semble exister dans les modalités, prière de prendre attache avec le QG pour plus d'explication afin de la classer bien.  La dernière fois que vous avez acheté Poisson de mer séché (yayeboye) est au prés des menages et semble exister dans les modalités, prière de prendre attache avec le QG pour plus d'explication afin de la classer bien. Attention ! Le prix unitaire d'achat (600 Fcfa) de Huile de soja  en Litre (taille unique) est relativement faible par rapport aux autres prix observés dans cette zone. Prière de corriger ou de confirmer avec le QG. Difficile de consommer le Sel en Boite (Autre que la boite/pot de tomate) Moyen prière de verifier. Incohérence!! Dans ce ménage, chaque individus consomme par jour 18.69179 Kg  de cereale; Prière de revoir les quantités prises de ces produits.</w:t>
+        <w:t>- La dernière fois que vous avez acheté Aubergine sauvage  est au prés des ménages et semble exister dans les modalités, prière de prendre attache avec le QG pour plus d'explication afin de la classer bien.  La dernière fois que vous avez acheté Feuilles de  Haricot est au prés des ménages et semble exister dans les modalités, prière de prendre attache avec le QG pour plus d'explication afin de la classer bien.  La dernière fois que vous avez acheté Poisson de mer séché (yayeboye) est au prés des menages et semble exister dans les modalités, prière de prendre attache avec le QG pour plus d'explication afin de la classer bien. Attention ! Le prix unitaire d'achat (600 Fcfa) de Huile de soja  en Litre (taille unique) est relativement faible par rapport aux autres prix observés dans cette zone. Prière de corriger ou de confirmer avec le QG. Difficile de consommer le Sel en Boite (Autre que la boite/pot de tomate) Moyen prière de verifier. Incohérence!! Dans ce ménage, chaque individus consomme par jour 38.01321 Kg  de cereale; Prière de revoir les quantités prises de ces produits.</w:t>
       </w:r>
     </w:p>
     <w:p>
@@ -2361,9 +2409,30 @@
         <w:rPr>
           <w:sz w:val="20"/>
         </w:rPr>
-        <w:t>- Avertissement! Le prix de vente (15000 Fcfa) d'un Caprins (Chèvres) est trop petit ou élevé. Veuillez confirmer ces informations avec le QG ou apporter les corrections nécessaires.</w:t>
+        <w:t xml:space="preserve">- Avertissement! Le prix de vente (15000 Fcfa) d'un Caprins (Chèvres) est trop petit ou élevé. Veuillez confirmer ces informations avec le QG ou apporter les corrections nécessaires.Attention ! Le ménage a vendu  1 Caprins (Chèvres) à 15000 donc un prix unitaire d'achat (15000 Fcfa) qui  est relativement faible par rapport aux autres prix observés dans cette zone. Prière de corriger ou de confirmer avec le QG. </w:t>
         <w:br/>
         <w:t>- Avertissement! Le prix unitaire (15000 Fcfa) d'un Porcin est trop petit. Veuillez confirmer ces informations avec le QG ou apporter les corrections nécessaires.</w:t>
+      </w:r>
+    </w:p>
+    <w:p>
+      <w:r>
+        <w:rPr>
+          <w:b/>
+          <w:color w:val="4672C4"/>
+          <w:sz w:val="22"/>
+        </w:rPr>
+        <w:t>&gt;&gt; Section19 - Equipements agricoles</w:t>
+      </w:r>
+    </w:p>
+    <w:p>
+      <w:pPr>
+        <w:ind w:left="283"/>
+      </w:pPr>
+      <w:r>
+        <w:rPr>
+          <w:sz w:val="20"/>
+        </w:rPr>
+        <w:t>- Attention ! Faucheuse a été revendu à 2000 Fcfa qui est relativement élevé par rapport aux autres prix de revente observés dans cette zone. Prière de corriger ou de confirmer avec le QG.</w:t>
       </w:r>
     </w:p>
     <w:p>
@@ -3438,7 +3507,7 @@
         <w:rPr>
           <w:sz w:val="20"/>
         </w:rPr>
-        <w:t>- Attention ! Le prix unitaire d'achat (200 Fcfa) de Ail en Gousse (Petit) est relativement élevé par rapport aux autres prix observés dans cette zone. Prière de corriger ou de confirmer avec le QG. Avertissement!!! Le ménage a consommé 10 Pièce Petit de Caramel, bonbons, confiseries, etc., cette quantité semble anormale pour une consommation des 7 derniers jours.Prière de corriger ou de confirmer avec le QG. Avertissement!!! Le ménage a consommé 4 Paquet Tres petit de Thé en sachet, cette quantité semble anormale pour une consommation des 7 derniers jours.Prière de corriger ou de confirmer avec le QG. Avertissement!! le prix unitaire (100 Fcfa) de Thé en sachet (unité: Paquet) de taille Tres petit est très faible ou élevé. Prière de corriger ou de confirmer avec le QG. Incohérence!! Dans ce ménage, chaque individus consomme par jour 44.93029 Kg  de cereale; Prière de revoir les quantités prises de ces produits.</w:t>
+        <w:t>- Attention ! Le prix unitaire d'achat (200 Fcfa) de Ail en Gousse (Petit) est relativement élevé par rapport aux autres prix observés dans cette zone. Prière de corriger ou de confirmer avec le QG. Attention ! Le prix unitaire d'achat (200 Fcfa) de Aubergine sauvage  en Tas (Petit) est relativement élevé par rapport aux autres prix observés dans cette zone. Prière de corriger ou de confirmer avec le QG. Attention ! Le prix unitaire d'achat (33.33333 Fcfa) de Oignon frais en Pièce (Petit) est relativement faible par rapport aux autres prix observés dans cette zone. Prière de corriger ou de confirmer avec le QG. Avertissement!!! Le ménage a consommé 10 Pièce Petit de Caramel, bonbons, confiseries, etc., cette quantité semble anormale pour une consommation des 7 derniers jours.Prière de corriger ou de confirmer avec le QG. Avertissement!!! Le ménage a consommé 4 Paquet Tres petit de Thé en sachet, cette quantité semble anormale pour une consommation des 7 derniers jours.Prière de corriger ou de confirmer avec le QG. Avertissement!! le prix unitaire (100 Fcfa) de Thé en sachet (unité: Paquet) de taille Tres petit est très faible ou élevé. Prière de corriger ou de confirmer avec le QG. Incohérence!! Dans ce ménage, chaque individus consomme par jour 79.42628 Kg  de cereale; Prière de revoir les quantités prises de ces produits.</w:t>
       </w:r>
     </w:p>
     <w:p>
@@ -3946,7 +4015,7 @@
         </w:rPr>
         <w:t xml:space="preserve">- Peu probable! Alanso CAMARA  n'arrive pas  à comprendre un petit texte lu dans une langue locale (s02q03). Veuillez corriger ou donner des explications au QG. Peu probable! Alanso CAMARA  ne sait ni lire, ni écrire, ni comprendre dans aucune des langues  (s02q01,s02q02,s02q03). Veuillez corriger ou donner des explications au QG. </w:t>
         <w:br/>
-        <w:t xml:space="preserve">- Peu probable! Khady CAMARA  n'arrive pas  à comprendre un petit texte lu dans une langue locale (s02q03). Veuillez corriger ou donner des explications au QG. </w:t>
+        <w:t xml:space="preserve">- Peu probable! Khady CAMARA  n'arrive pas  à comprendre un petit texte lu dans une langue locale (s02q03). Veuillez corriger ou donner des explications au QG. Attention ! Le frais de scolarité (5000 Fcfa) de Khady CAMARA en 5ème année de Primaire est relativement élevé par rapport aux autres frais de scolarités observés dans cette zone. Prière de corriger ou de confirmer avec le QG. </w:t>
         <w:br/>
         <w:t xml:space="preserve">- Peu probable! Mansour CAMARA  n'arrive pas  à comprendre un petit texte lu dans une langue locale (s02q03). Veuillez corriger ou donner des explications au QG. </w:t>
         <w:br/>
@@ -3992,7 +4061,7 @@
         <w:rPr>
           <w:sz w:val="20"/>
         </w:rPr>
-        <w:t>- Attention ! Le prix unitaire d'achat (50 Fcfa) de Sel en Sachets (Moyen) est relativement faible par rapport aux autres prix observés dans cette zone. Prière de corriger ou de confirmer avec le QG. Attention ! Le prix unitaire d'achat (75 Fcfa) de Ail en Gousse (Petit) est relativement faible par rapport aux autres prix observés dans cette zone. Prière de corriger ou de confirmer avec le QG. Incohérence!! Dans ce ménage, chaque individus consomme par jour .5357143 Kg  de cereale; Prière de revoir les quantités prises de ces produits. Incohérence!! Dans ce ménage, chaque individus consomme par jour .5357143 Kg  de cereale; Prière de revoir les quantités prises de ces produits.</w:t>
+        <w:t>- Attention ! Le prix unitaire d'achat (50 Fcfa) de Sel en Sachets (Moyen) est relativement faible par rapport aux autres prix observés dans cette zone. Prière de corriger ou de confirmer avec le QG. Incohérence!! Dans ce ménage, chaque individus consomme par jour .5357143 Kg  de cereale; Prière de revoir les quantités prises de ces produits. Incohérence!! Dans ce ménage, chaque individus consomme par jour .5357143 Kg  de cereale; Prière de revoir les quantités prises de ces produits.</w:t>
       </w:r>
     </w:p>
     <w:p>
@@ -4607,7 +4676,7 @@
         <w:rPr>
           <w:sz w:val="20"/>
         </w:rPr>
-        <w:t>- Attention ! Le prix unitaire d'achat (200 Fcfa) de Ail en Gousse (Petit) est relativement élevé par rapport aux autres prix observés dans cette zone. Prière de corriger ou de confirmer avec le QG. Avertissement!!! Le ménage a consommé 3 Paquet Tres petit de Thé en sachet, cette quantité semble anormale pour une consommation des 7 derniers jours.Prière de corriger ou de confirmer avec le QG. Avertissement!! le prix unitaire (100 Fcfa) de Thé en sachet (unité: Paquet) de taille Tres petit est très faible ou élevé. Prière de corriger ou de confirmer avec le QG. Incohérence!! Dans ce ménage, chaque individus consomme par jour 37.76786 Kg  de cereale; Prière de revoir les quantités prises de ces produits. Le prix d'achat unitaire (400 Fcfa) de Riz local Gambiaka en Sac (50 Kg) de taille taille unique est très faible, prière de regarder les reponses prises dans les questions s07bq07a s07bq07b s07bq07c s07bq08 pour mieux corriger. Attention ! Le prix unitaire d'achat (400 Fcfa) de Riz local Gambiaka en Sac (50 Kg) (taille unique) est relativement faible par rapport aux autres prix observés dans cette zone. Prière de corriger ou de confirmer avec le QG.</w:t>
+        <w:t>- Attention ! Le prix unitaire d'achat (200 Fcfa) de Ail en Gousse (Petit) est relativement élevé par rapport aux autres prix observés dans cette zone. Prière de corriger ou de confirmer avec le QG. Avertissement!!! Le ménage a consommé 3 Paquet Tres petit de Thé en sachet, cette quantité semble anormale pour une consommation des 7 derniers jours.Prière de corriger ou de confirmer avec le QG. Avertissement!! le prix unitaire (100 Fcfa) de Thé en sachet (unité: Paquet) de taille Tres petit est très faible ou élevé. Prière de corriger ou de confirmer avec le QG. Incohérence!! Dans ce ménage, chaque individus consomme par jour 64.38357 Kg  de cereale; Prière de revoir les quantités prises de ces produits. Le prix d'achat unitaire (400 Fcfa) de Riz local Gambiaka en Sac (50 Kg) de taille taille unique est très faible, prière de regarder les reponses prises dans les questions s07bq07a s07bq07b s07bq07c s07bq08 pour mieux corriger. Attention ! Le prix unitaire d'achat (400 Fcfa) de Riz local Gambiaka en Sac (50 Kg) (taille unique) est relativement faible par rapport aux autres prix observés dans cette zone. Prière de corriger ou de confirmer avec le QG.</w:t>
       </w:r>
     </w:p>
     <w:p>
@@ -4758,6 +4827,10 @@
         <w:rPr>
           <w:sz w:val="20"/>
         </w:rPr>
+        <w:t xml:space="preserve">- Attention ! Faucheuse a été revendu à 2500 Fcfa qui est relativement élevé par rapport aux autres prix de revente observés dans cette zone. Prière de corriger ou de confirmer avec le QG. </w:t>
+        <w:br/>
+        <w:t xml:space="preserve">- Attention ! Herse a été revendu à 3000 Fcfa qui est relativement élevé par rapport aux autres prix de revente observés dans cette zone. Prière de corriger ou de confirmer avec le QG. </w:t>
+        <w:br/>
         <w:t>- Attention ! Machette a été revendu à 5000 Fcfa qui est relativement élevé par rapport aux autres prix de revente observés dans cette zone. Prière de corriger ou de confirmer avec le QG.</w:t>
       </w:r>
     </w:p>
@@ -5765,7 +5838,7 @@
         <w:rPr>
           <w:sz w:val="20"/>
         </w:rPr>
-        <w:t>- La dernière fois que vous avez acheté Feuilles de  Haricot est au prés des ménages et semble exister dans les modalités, prière de prendre attache avec le QG pour plus d'explication afin de la classer bien. Difficile de consommer le Sel en Boite (Autre que la boite/pot de tomate) Tres petit prière de verifier. Incohérence!! Dans ce ménage, chaque individus consomme par jour 279.5357 Kg  de cereale; Prière de revoir les quantités prises de ces produits.</w:t>
+        <w:t>- La dernière fois que vous avez acheté Feuilles de  Haricot est au prés des ménages et semble exister dans les modalités, prière de prendre attache avec le QG pour plus d'explication afin de la classer bien. Difficile de consommer le Sel en Boite (Autre que la boite/pot de tomate) Tres petit prière de verifier. Incohérence!! Dans ce ménage, chaque individus consomme par jour 451.25 Kg  de cereale; Prière de revoir les quantités prises de ces produits.</w:t>
       </w:r>
     </w:p>
     <w:p>
@@ -6317,7 +6390,7 @@
         <w:rPr>
           <w:sz w:val="20"/>
         </w:rPr>
-        <w:t>- La dernière fois que vous avez acheté Feuilles de  Haricot est Ménage et semble exister dans les modalités, prière de prendre attache avec le QG pour plus d'explication afin de la classer bien. Attention ! Le prix unitaire d'achat (1666.667 Fcfa) de Huile de soja  en Litre (taille unique) est relativement élevé par rapport aux autres prix observés dans cette zone. Prière de corriger ou de confirmer avec le QG. Attention ! Le prix unitaire d'achat (50 Fcfa) de Ail en Gousse (Petit) est relativement faible par rapport aux autres prix observés dans cette zone. Prière de corriger ou de confirmer avec le QG. Avertissement!!! Le ménage a consommé 7 Paquet Petit de Thé en sachet, cette quantité semble anormale pour une consommation des 7 derniers jours.Prière de corriger ou de confirmer avec le QG. Avertissement!! le prix unitaire (125 Fcfa) de Thé en sachet (unité: Paquet) de taille Petit est très faible ou élevé. Prière de corriger ou de confirmer avec le QG. Attention ! Le prix unitaire d'achat (125 Fcfa) de Thé en sachet en Paquet (Petit) est relativement élevé par rapport aux autres prix observés dans cette zone. Prière de corriger ou de confirmer avec le QG.</w:t>
+        <w:t>- La dernière fois que vous avez acheté Feuilles de  Haricot est Ménage et semble exister dans les modalités, prière de prendre attache avec le QG pour plus d'explication afin de la classer bien. Attention ! Le prix unitaire d'achat (1666.667 Fcfa) de Huile de soja  en Litre (taille unique) est relativement élevé par rapport aux autres prix observés dans cette zone. Prière de corriger ou de confirmer avec le QG. Avertissement!!! Le ménage a consommé 7 Paquet Petit de Thé en sachet, cette quantité semble anormale pour une consommation des 7 derniers jours.Prière de corriger ou de confirmer avec le QG. Avertissement!! le prix unitaire (125 Fcfa) de Thé en sachet (unité: Paquet) de taille Petit est très faible ou élevé. Prière de corriger ou de confirmer avec le QG. Attention ! Le prix unitaire d'achat (125 Fcfa) de Thé en sachet en Paquet (Petit) est relativement élevé par rapport aux autres prix observés dans cette zone. Prière de corriger ou de confirmer avec le QG.</w:t>
       </w:r>
     </w:p>
     <w:p>
@@ -6424,9 +6497,7 @@
         <w:rPr>
           <w:sz w:val="20"/>
         </w:rPr>
-        <w:t xml:space="preserve">- Attention ! Houe/daba/hilaire a été revendu à 4000 Fcfa qui est relativement élevé par rapport aux autres prix de revente observés dans cette zone. Prière de corriger ou de confirmer avec le QG. </w:t>
-        <w:br/>
-        <w:t>- Attention ! Machette a été revendu à 3000 Fcfa qui est relativement élevé par rapport aux autres prix de revente observés dans cette zone. Prière de corriger ou de confirmer avec le QG.</w:t>
+        <w:t>- Attention ! Houe/daba/hilaire a été revendu à 4000 Fcfa qui est relativement élevé par rapport aux autres prix de revente observés dans cette zone. Prière de corriger ou de confirmer avec le QG.</w:t>
       </w:r>
     </w:p>
     <w:p>
@@ -6852,7 +6923,7 @@
         <w:rPr>
           <w:sz w:val="20"/>
         </w:rPr>
-        <w:t>- La dernière fois que vous avez acheté Feuilles de  Haricot est menage et semble exister dans les modalités, prière de prendre attache avec le QG pour plus d'explication afin de la classer bien. Attention ! Le prix unitaire d'achat (125 Fcfa) de Ail en Gousse (Moyen) est relativement élevé par rapport aux autres prix observés dans cette zone. Prière de corriger ou de confirmer avec le QG. Incohérence!! Dans ce ménage, chaque individus consomme par jour .6666667 Kg  de cereale; Prière de revoir les quantités prises de ces produits.</w:t>
+        <w:t>- La dernière fois que vous avez acheté Feuilles de  Haricot est menage et semble exister dans les modalités, prière de prendre attache avec le QG pour plus d'explication afin de la classer bien. Attention ! Le prix unitaire d'achat (200 Fcfa) de Piment frais en Tas (Petit) est relativement élevé par rapport aux autres prix observés dans cette zone. Prière de corriger ou de confirmer avec le QG. Incohérence!! Dans ce ménage, chaque individus consomme par jour .6666667 Kg  de cereale; Prière de revoir les quantités prises de ces produits.</w:t>
       </w:r>
     </w:p>
     <w:p>
@@ -6937,6 +7008,27 @@
           <w:sz w:val="20"/>
         </w:rPr>
         <w:t>- Avertissement!!! Le ménage de NDIAMA CAMARA a comme taille 3 personnes dont ils vivent à SEDHIOU Rural et aucune d'entre ne possède une entreprise non agricole, prière de revoir cette partie de la section 10 de ce menage.</w:t>
+      </w:r>
+    </w:p>
+    <w:p>
+      <w:r>
+        <w:rPr>
+          <w:b/>
+          <w:color w:val="4672C4"/>
+          <w:sz w:val="22"/>
+        </w:rPr>
+        <w:t>&gt;&gt; Section12 - Actifs du menage</w:t>
+      </w:r>
+    </w:p>
+    <w:p>
+      <w:pPr>
+        <w:ind w:left="283"/>
+      </w:pPr>
+      <w:r>
+        <w:rPr>
+          <w:sz w:val="20"/>
+        </w:rPr>
+        <w:t>- Attention ! Radio simple/Radiocassette a été revendu à 10000 Fcfa qui est relativement élevé par rapport aux autres prix de revente observés dans cette zone. Prière de corriger ou de confirmer avec le QG.</w:t>
       </w:r>
     </w:p>
     <w:p>
@@ -7033,27 +7125,6 @@
         <w:t xml:space="preserve">- Le pourcentage qui reste à recolter pour ces cultures est de 100% c'est-à-dire que la recolte n'a pas commencé pour ces cultures, prière de regarder les questions (s16Cq11 s16Cq12) ou corriger. </w:t>
         <w:br/>
         <w:t>- Le pourcentage qui reste à recolter pour ces cultures est de 100% c'est-à-dire que la recolte n'a pas commencé pour ces cultures, prière de regarder les questions (s16Cq11 s16Cq12) ou corriger.</w:t>
-      </w:r>
-    </w:p>
-    <w:p>
-      <w:r>
-        <w:rPr>
-          <w:b/>
-          <w:color w:val="4672C4"/>
-          <w:sz w:val="22"/>
-        </w:rPr>
-        <w:t>&gt;&gt; Section19 - Equipements agricoles</w:t>
-      </w:r>
-    </w:p>
-    <w:p>
-      <w:pPr>
-        <w:ind w:left="283"/>
-      </w:pPr>
-      <w:r>
-        <w:rPr>
-          <w:sz w:val="20"/>
-        </w:rPr>
-        <w:t>- Attention ! Machette a été revendu à 3500 Fcfa qui est relativement élevé par rapport aux autres prix de revente observés dans cette zone. Prière de corriger ou de confirmer avec le QG.</w:t>
       </w:r>
     </w:p>
     <w:p>
@@ -7489,7 +7560,7 @@
         <w:rPr>
           <w:sz w:val="20"/>
         </w:rPr>
-        <w:t>- Avertissement!!! Le ménage a consommé 7 Paquet Petit de Thé en sachet, cette quantité semble anormale pour une consommation des 7 derniers jours.Prière de corriger ou de confirmer avec le QG. Avertissement!! le prix unitaire (100 Fcfa) de Thé en sachet (unité: Paquet) de taille Petit est très faible ou élevé. Prière de corriger ou de confirmer avec le QG. Difficile de consommer le Sel en Boite (Autre que la boite/pot de tomate) Petit prière de verifier. Incohérence!! Dans ce ménage, chaque individus consomme par jour 29.33464 Kg  de cereale; Prière de revoir les quantités prises de ces produits.</w:t>
+        <w:t>- Attention ! Le prix unitaire d'achat (1200 Fcfa) de Huile de soja  en Sachets (Petit) est relativement élevé par rapport aux autres prix observés dans cette zone. Prière de corriger ou de confirmer avec le QG. Avertissement!!! Le ménage a consommé 7 Paquet Petit de Thé en sachet, cette quantité semble anormale pour une consommation des 7 derniers jours.Prière de corriger ou de confirmer avec le QG. Avertissement!! le prix unitaire (100 Fcfa) de Thé en sachet (unité: Paquet) de taille Petit est très faible ou élevé. Prière de corriger ou de confirmer avec le QG. Difficile de consommer le Sel en Boite (Autre que la boite/pot de tomate) Petit prière de verifier. Incohérence!! Dans ce ménage, chaque individus consomme par jour 75.57786 Kg  de cereale; Prière de revoir les quantités prises de ces produits.</w:t>
       </w:r>
     </w:p>
     <w:p>
@@ -7574,27 +7645,6 @@
           <w:sz w:val="20"/>
         </w:rPr>
         <w:t>- Le moyen que le ménage utilise pour se débarrasser des excréments hors de la concession est creuser un autre trou et semble exister dans les modalités, prière de prendre attache avec le QG pour plus d'explication afin de la classer bien.</w:t>
-      </w:r>
-    </w:p>
-    <w:p>
-      <w:r>
-        <w:rPr>
-          <w:b/>
-          <w:color w:val="4672C4"/>
-          <w:sz w:val="22"/>
-        </w:rPr>
-        <w:t>&gt;&gt; Section12 - Actifs du menage</w:t>
-      </w:r>
-    </w:p>
-    <w:p>
-      <w:pPr>
-        <w:ind w:left="283"/>
-      </w:pPr>
-      <w:r>
-        <w:rPr>
-          <w:sz w:val="20"/>
-        </w:rPr>
-        <w:t>- Attention ! Bicyclette, vélo de course a été revendu à 35000 Fcfa qui est relativement élevé par rapport aux autres prix de revente observés dans cette zone. Prière de corriger ou de confirmer avec le QG.</w:t>
       </w:r>
     </w:p>
     <w:p>
